--- a/docs/Bitácora.docx
+++ b/docs/Bitácora.docx
@@ -25,7 +25,21 @@
         <w:rPr>
           <w:lang w:val="es-MX"/>
         </w:rPr>
-        <w:t>Habiendo tenido problemas los últimos días para dejar una mínima versión estable se corrige y se prueban ok con la última versión de Products.API subidas en el repositorio. Al ejecutar</w:t>
+        <w:t xml:space="preserve">Habiendo tenido problemas los últimos días para dejar una mínima versión estable se corrige y se prueban ok con la última versión de </w:t>
+      </w:r>
+      <w:proofErr w:type="spellStart"/>
+      <w:r>
+        <w:rPr>
+          <w:lang w:val="es-MX"/>
+        </w:rPr>
+        <w:t>Products.API</w:t>
+      </w:r>
+      <w:proofErr w:type="spellEnd"/>
+      <w:r>
+        <w:rPr>
+          <w:lang w:val="es-MX"/>
+        </w:rPr>
+        <w:t xml:space="preserve"> subidas en el repositorio. Al ejecutar</w:t>
       </w:r>
     </w:p>
     <w:p>
@@ -40,9 +54,9 @@
           <w:lang w:val="es-MX"/>
         </w:rPr>
         <w:drawing>
-          <wp:inline distT="0" distB="0" distL="0" distR="0" wp14:anchorId="233999CE" wp14:editId="5623220C">
-            <wp:extent cx="5400040" cy="2776855"/>
-            <wp:effectExtent l="0" t="0" r="0" b="4445"/>
+          <wp:inline distT="0" distB="0" distL="0" distR="0" wp14:anchorId="233999CE" wp14:editId="01C23FF3">
+            <wp:extent cx="5257800" cy="2703711"/>
+            <wp:effectExtent l="0" t="0" r="0" b="1905"/>
             <wp:docPr id="1248290573" name="Imagen 1"/>
             <wp:cNvGraphicFramePr>
               <a:graphicFrameLocks xmlns:a="http://schemas.openxmlformats.org/drawingml/2006/main" noChangeAspect="1"/>
@@ -63,7 +77,7 @@
                   <pic:spPr>
                     <a:xfrm>
                       <a:off x="0" y="0"/>
-                      <a:ext cx="5400040" cy="2776855"/>
+                      <a:ext cx="5259097" cy="2704378"/>
                     </a:xfrm>
                     <a:prstGeom prst="rect">
                       <a:avLst/>
@@ -78,8 +92,13 @@
     </w:p>
     <w:p>
       <w:r>
-        <w:t>GET /api/products</w:t>
-      </w:r>
+        <w:t>GET /api/</w:t>
+      </w:r>
+      <w:proofErr w:type="spellStart"/>
+      <w:r>
+        <w:t>products</w:t>
+      </w:r>
+      <w:proofErr w:type="spellEnd"/>
     </w:p>
     <w:p>
       <w:pPr>
@@ -146,12 +165,12 @@
     <w:p>
       <w:pPr>
         <w:rPr>
-          <w:lang w:val="es-MX"/>
-        </w:rPr>
-      </w:pPr>
-      <w:r>
-        <w:rPr>
-          <w:lang w:val="es-MX"/>
+          <w:lang w:val="en-US"/>
+        </w:rPr>
+      </w:pPr>
+      <w:r>
+        <w:rPr>
+          <w:lang w:val="en-US"/>
         </w:rPr>
         <w:t>GET /api/products/</w:t>
       </w:r>
@@ -159,20 +178,14 @@
     <w:p>
       <w:pPr>
         <w:rPr>
-          <w:lang w:val="es-MX"/>
-        </w:rPr>
-      </w:pPr>
-      <w:r>
-        <w:rPr>
-          <w:lang w:val="es-MX"/>
-        </w:rPr>
-        <w:t xml:space="preserve">Probando: </w:t>
-      </w:r>
-      <w:r>
-        <w:rPr>
-          <w:lang w:val="es-MX"/>
-        </w:rPr>
-        <w:t>3fa85f64-5717-4562-b3fc-2c963f66afa6</w:t>
+          <w:lang w:val="en-US"/>
+        </w:rPr>
+      </w:pPr>
+      <w:r>
+        <w:rPr>
+          <w:lang w:val="en-US"/>
+        </w:rPr>
+        <w:t>Probando: 3fa85f64-5717-4562-b3fc-2c963f66afa6</w:t>
       </w:r>
     </w:p>
     <w:p>
@@ -239,8 +252,13 @@
     </w:p>
     <w:p>
       <w:r>
-        <w:t>POST /api/products</w:t>
-      </w:r>
+        <w:t>POST /api/</w:t>
+      </w:r>
+      <w:proofErr w:type="spellStart"/>
+      <w:r>
+        <w:t>products</w:t>
+      </w:r>
+      <w:proofErr w:type="spellEnd"/>
     </w:p>
     <w:p>
       <w:pPr>
@@ -368,7 +386,21 @@
         <w:rPr>
           <w:lang w:val="es-MX"/>
         </w:rPr>
-        <w:t xml:space="preserve">GET /health </w:t>
+        <w:t>GET /</w:t>
+      </w:r>
+      <w:proofErr w:type="spellStart"/>
+      <w:r>
+        <w:rPr>
+          <w:lang w:val="es-MX"/>
+        </w:rPr>
+        <w:t>health</w:t>
+      </w:r>
+      <w:proofErr w:type="spellEnd"/>
+      <w:r>
+        <w:rPr>
+          <w:lang w:val="es-MX"/>
+        </w:rPr>
+        <w:t xml:space="preserve"> </w:t>
       </w:r>
     </w:p>
     <w:p>
@@ -471,26 +503,60 @@
         <w:rPr>
           <w:lang w:val="es-MX"/>
         </w:rPr>
-        <w:t>Busco cerrar la parte de Products.API con algo decente</w:t>
-      </w:r>
-    </w:p>
-    <w:p>
-      <w:r>
+        <w:t xml:space="preserve">Busco cerrar la parte de </w:t>
+      </w:r>
+      <w:proofErr w:type="spellStart"/>
+      <w:r>
+        <w:rPr>
+          <w:lang w:val="es-MX"/>
+        </w:rPr>
+        <w:t>Products.API</w:t>
+      </w:r>
+      <w:proofErr w:type="spellEnd"/>
+      <w:r>
+        <w:rPr>
+          <w:lang w:val="es-MX"/>
+        </w:rPr>
+        <w:t xml:space="preserve"> con algo decente</w:t>
+      </w:r>
+    </w:p>
+    <w:p>
+      <w:pPr>
+        <w:rPr>
+          <w:lang w:val="en-US"/>
+        </w:rPr>
+      </w:pPr>
+      <w:r>
+        <w:rPr>
+          <w:lang w:val="en-US"/>
+        </w:rPr>
         <w:t>GET /api/products?categoria=&amp;nombre=</w:t>
       </w:r>
       <w:r>
+        <w:rPr>
+          <w:lang w:val="en-US"/>
+        </w:rPr>
         <w:br/>
         <w:t>GET /api/products/{id}</w:t>
       </w:r>
       <w:r>
+        <w:rPr>
+          <w:lang w:val="en-US"/>
+        </w:rPr>
         <w:br/>
         <w:t>POST /api/products</w:t>
       </w:r>
       <w:r>
+        <w:rPr>
+          <w:lang w:val="en-US"/>
+        </w:rPr>
         <w:br/>
         <w:t>PUT /api/products/{id}</w:t>
       </w:r>
       <w:r>
+        <w:rPr>
+          <w:lang w:val="en-US"/>
+        </w:rPr>
         <w:br/>
         <w:t>DELETE /api/products/{id}</w:t>
       </w:r>
@@ -503,6 +569,7 @@
       </w:pPr>
       <w:r>
         <w:rPr>
+          <w:noProof/>
           <w:lang w:val="es-MX"/>
         </w:rPr>
         <w:drawing>
@@ -559,8 +626,13 @@
     </w:p>
     <w:p>
       <w:r>
-        <w:t>GET /api/products</w:t>
-      </w:r>
+        <w:t>GET /api/</w:t>
+      </w:r>
+      <w:proofErr w:type="spellStart"/>
+      <w:r>
+        <w:t>products</w:t>
+      </w:r>
+      <w:proofErr w:type="spellEnd"/>
     </w:p>
     <w:p>
       <w:r>
@@ -573,16 +645,30 @@
       </w:r>
     </w:p>
     <w:p>
-      <w:r>
+      <w:pPr>
+        <w:rPr>
+          <w:lang w:val="en-US"/>
+        </w:rPr>
+      </w:pPr>
+      <w:r>
+        <w:rPr>
+          <w:lang w:val="en-US"/>
+        </w:rPr>
         <w:t>GET /api/products?categoria=Electronica</w:t>
       </w:r>
       <w:r>
+        <w:rPr>
+          <w:lang w:val="en-US"/>
+        </w:rPr>
         <w:br/>
         <w:t>GET /api/products?nombre=mouse</w:t>
       </w:r>
     </w:p>
     <w:p>
       <w:r>
+        <w:rPr>
+          <w:noProof/>
+        </w:rPr>
         <w:lastRenderedPageBreak/>
         <w:drawing>
           <wp:inline distT="0" distB="0" distL="0" distR="0" wp14:anchorId="1640B6A7" wp14:editId="35CEC5E1">
@@ -623,6 +709,9 @@
     </w:p>
     <w:p>
       <w:r>
+        <w:rPr>
+          <w:noProof/>
+        </w:rPr>
         <w:drawing>
           <wp:inline distT="0" distB="0" distL="0" distR="0" wp14:anchorId="570A7434" wp14:editId="1194E343">
             <wp:extent cx="5400040" cy="4290060"/>
@@ -667,18 +756,28 @@
         <w:rPr>
           <w:b/>
           <w:bCs/>
+          <w:lang w:val="en-US"/>
         </w:rPr>
       </w:pPr>
       <w:r>
         <w:rPr>
           <w:b/>
           <w:bCs/>
+          <w:lang w:val="en-US"/>
         </w:rPr>
         <w:t>2. Obtener existente</w:t>
       </w:r>
     </w:p>
     <w:p>
-      <w:r>
+      <w:pPr>
+        <w:rPr>
+          <w:lang w:val="en-US"/>
+        </w:rPr>
+      </w:pPr>
+      <w:r>
+        <w:rPr>
+          <w:lang w:val="en-US"/>
+        </w:rPr>
         <w:lastRenderedPageBreak/>
         <w:t>GET /api/products/3fa85f64-5717-4562-b3fc-2c963f66afa6</w:t>
       </w:r>
@@ -690,6 +789,9 @@
     </w:p>
     <w:p>
       <w:r>
+        <w:rPr>
+          <w:noProof/>
+        </w:rPr>
         <w:drawing>
           <wp:inline distT="0" distB="0" distL="0" distR="0" wp14:anchorId="5ED1F0E7" wp14:editId="615A4604">
             <wp:extent cx="5400040" cy="2366645"/>
@@ -729,6 +831,9 @@
     </w:p>
     <w:p>
       <w:r>
+        <w:rPr>
+          <w:noProof/>
+        </w:rPr>
         <w:drawing>
           <wp:inline distT="0" distB="0" distL="0" distR="0" wp14:anchorId="3D04BAB9" wp14:editId="1D829F04">
             <wp:extent cx="5400040" cy="5233670"/>
@@ -785,7 +890,15 @@
     </w:p>
     <w:p>
       <w:r>
-        <w:t>GET /api/products/no-existe</w:t>
+        <w:t>GET /api/</w:t>
+      </w:r>
+      <w:proofErr w:type="spellStart"/>
+      <w:r>
+        <w:t>products</w:t>
+      </w:r>
+      <w:proofErr w:type="spellEnd"/>
+      <w:r>
+        <w:t>/no-existe</w:t>
       </w:r>
     </w:p>
     <w:p>
@@ -795,6 +908,9 @@
     </w:p>
     <w:p>
       <w:r>
+        <w:rPr>
+          <w:noProof/>
+        </w:rPr>
         <w:drawing>
           <wp:inline distT="0" distB="0" distL="0" distR="0" wp14:anchorId="797645AC" wp14:editId="134DD921">
             <wp:extent cx="5400040" cy="3401695"/>
@@ -839,6 +955,9 @@
     </w:p>
     <w:p>
       <w:r>
+        <w:rPr>
+          <w:noProof/>
+        </w:rPr>
         <w:drawing>
           <wp:inline distT="0" distB="0" distL="0" distR="0" wp14:anchorId="69C4CB7B" wp14:editId="696CB7D1">
             <wp:extent cx="5400040" cy="1939925"/>
@@ -883,6 +1002,9 @@
     </w:p>
     <w:p>
       <w:r>
+        <w:rPr>
+          <w:noProof/>
+        </w:rPr>
         <w:lastRenderedPageBreak/>
         <w:drawing>
           <wp:inline distT="0" distB="0" distL="0" distR="0" wp14:anchorId="6A7A55B0" wp14:editId="4D360DD5">
@@ -942,11 +1064,35 @@
       </w:r>
       <w:r>
         <w:br/>
-        <w:t xml:space="preserve">  "nombre": "Teclado Redragon",</w:t>
+        <w:t xml:space="preserve">  "nombre": "Teclado </w:t>
+      </w:r>
+      <w:proofErr w:type="spellStart"/>
+      <w:r>
+        <w:t>Redragon</w:t>
+      </w:r>
+      <w:proofErr w:type="spellEnd"/>
+      <w:r>
+        <w:t>",</w:t>
       </w:r>
       <w:r>
         <w:br/>
-        <w:t xml:space="preserve">  "descripcion": "Teclado mecanico",</w:t>
+        <w:t xml:space="preserve">  "</w:t>
+      </w:r>
+      <w:proofErr w:type="spellStart"/>
+      <w:r>
+        <w:t>descripcion</w:t>
+      </w:r>
+      <w:proofErr w:type="spellEnd"/>
+      <w:r>
+        <w:t xml:space="preserve">": "Teclado </w:t>
+      </w:r>
+      <w:proofErr w:type="spellStart"/>
+      <w:r>
+        <w:t>mecanico</w:t>
+      </w:r>
+      <w:proofErr w:type="spellEnd"/>
+      <w:r>
+        <w:t>",</w:t>
       </w:r>
       <w:r>
         <w:br/>
@@ -958,7 +1104,23 @@
       </w:r>
       <w:r>
         <w:br/>
-        <w:t xml:space="preserve">  "categoria": "Electronica"</w:t>
+        <w:t xml:space="preserve">  "</w:t>
+      </w:r>
+      <w:proofErr w:type="spellStart"/>
+      <w:r>
+        <w:t>categoria</w:t>
+      </w:r>
+      <w:proofErr w:type="spellEnd"/>
+      <w:r>
+        <w:t>": "</w:t>
+      </w:r>
+      <w:proofErr w:type="spellStart"/>
+      <w:r>
+        <w:t>Electronica</w:t>
+      </w:r>
+      <w:proofErr w:type="spellEnd"/>
+      <w:r>
+        <w:t>"</w:t>
       </w:r>
       <w:r>
         <w:br/>
@@ -967,11 +1129,22 @@
     </w:p>
     <w:p>
       <w:r>
-        <w:t>Esperado: 201 Created.</w:t>
-      </w:r>
-    </w:p>
-    <w:p>
-      <w:r>
+        <w:t xml:space="preserve">Esperado: 201 </w:t>
+      </w:r>
+      <w:proofErr w:type="spellStart"/>
+      <w:r>
+        <w:t>Created</w:t>
+      </w:r>
+      <w:proofErr w:type="spellEnd"/>
+      <w:r>
+        <w:t>.</w:t>
+      </w:r>
+    </w:p>
+    <w:p>
+      <w:r>
+        <w:rPr>
+          <w:noProof/>
+        </w:rPr>
         <w:lastRenderedPageBreak/>
         <w:drawing>
           <wp:inline distT="0" distB="0" distL="0" distR="0" wp14:anchorId="793E9E02" wp14:editId="7240A3DE">
@@ -1012,6 +1185,9 @@
     </w:p>
     <w:p>
       <w:r>
+        <w:rPr>
+          <w:noProof/>
+        </w:rPr>
         <w:lastRenderedPageBreak/>
         <w:drawing>
           <wp:inline distT="0" distB="0" distL="0" distR="0" wp14:anchorId="114D7FE0" wp14:editId="3032746F">
@@ -1075,7 +1251,15 @@
       </w:r>
       <w:r>
         <w:br/>
-        <w:t xml:space="preserve">  "descripcion": "Producto sin nombre",</w:t>
+        <w:t xml:space="preserve">  "</w:t>
+      </w:r>
+      <w:proofErr w:type="spellStart"/>
+      <w:r>
+        <w:t>descripcion</w:t>
+      </w:r>
+      <w:proofErr w:type="spellEnd"/>
+      <w:r>
+        <w:t>": "Producto sin nombre",</w:t>
       </w:r>
       <w:r>
         <w:br/>
@@ -1087,7 +1271,15 @@
       </w:r>
       <w:r>
         <w:br/>
-        <w:t xml:space="preserve">  "categoria": ""</w:t>
+        <w:t xml:space="preserve">  "</w:t>
+      </w:r>
+      <w:proofErr w:type="spellStart"/>
+      <w:r>
+        <w:t>categoria</w:t>
+      </w:r>
+      <w:proofErr w:type="spellEnd"/>
+      <w:r>
+        <w:t>": ""</w:t>
       </w:r>
       <w:r>
         <w:br/>
@@ -1101,6 +1293,9 @@
     </w:p>
     <w:p>
       <w:r>
+        <w:rPr>
+          <w:noProof/>
+        </w:rPr>
         <w:lastRenderedPageBreak/>
         <w:drawing>
           <wp:inline distT="0" distB="0" distL="0" distR="0" wp14:anchorId="4753A88E" wp14:editId="6F761F62">
@@ -1141,6 +1336,9 @@
     </w:p>
     <w:p>
       <w:r>
+        <w:rPr>
+          <w:noProof/>
+        </w:rPr>
         <w:drawing>
           <wp:inline distT="0" distB="0" distL="0" distR="0" wp14:anchorId="7698B056" wp14:editId="785341FD">
             <wp:extent cx="5400040" cy="3344545"/>
@@ -1203,7 +1401,15 @@
       </w:r>
       <w:r>
         <w:br/>
-        <w:t xml:space="preserve">  "descripcion": "Otro mouse",</w:t>
+        <w:t xml:space="preserve">  "</w:t>
+      </w:r>
+      <w:proofErr w:type="spellStart"/>
+      <w:r>
+        <w:t>descripcion</w:t>
+      </w:r>
+      <w:proofErr w:type="spellEnd"/>
+      <w:r>
+        <w:t>": "Otro mouse",</w:t>
       </w:r>
       <w:r>
         <w:br/>
@@ -1218,7 +1424,23 @@
       </w:r>
       <w:r>
         <w:br/>
-        <w:t xml:space="preserve">  "categoria": "Electronica"</w:t>
+        <w:t xml:space="preserve">  "</w:t>
+      </w:r>
+      <w:proofErr w:type="spellStart"/>
+      <w:r>
+        <w:t>categoria</w:t>
+      </w:r>
+      <w:proofErr w:type="spellEnd"/>
+      <w:r>
+        <w:t>": "</w:t>
+      </w:r>
+      <w:proofErr w:type="spellStart"/>
+      <w:r>
+        <w:t>Electronica</w:t>
+      </w:r>
+      <w:proofErr w:type="spellEnd"/>
+      <w:r>
+        <w:t>"</w:t>
       </w:r>
       <w:r>
         <w:br/>
@@ -1232,6 +1454,9 @@
     </w:p>
     <w:p>
       <w:r>
+        <w:rPr>
+          <w:noProof/>
+        </w:rPr>
         <w:drawing>
           <wp:inline distT="0" distB="0" distL="0" distR="0" wp14:anchorId="00B932FE" wp14:editId="5BE5F6AA">
             <wp:extent cx="4382112" cy="3934374"/>
@@ -1271,6 +1496,9 @@
     </w:p>
     <w:p>
       <w:r>
+        <w:rPr>
+          <w:noProof/>
+        </w:rPr>
         <w:drawing>
           <wp:inline distT="0" distB="0" distL="0" distR="0" wp14:anchorId="0CBCC176" wp14:editId="0FF7E6A0">
             <wp:extent cx="5400040" cy="2096770"/>
@@ -1310,11 +1538,22 @@
     </w:p>
     <w:p>
       <w:r>
-        <w:t>Se le da continuar (podría haber puesto que ejecute sin depurar pero prefiero recibir estos avisos)</w:t>
-      </w:r>
-    </w:p>
-    <w:p>
-      <w:r>
+        <w:t xml:space="preserve">Se le da continuar (podría haber puesto que ejecute sin </w:t>
+      </w:r>
+      <w:proofErr w:type="gramStart"/>
+      <w:r>
+        <w:t>depurar</w:t>
+      </w:r>
+      <w:proofErr w:type="gramEnd"/>
+      <w:r>
+        <w:t xml:space="preserve"> pero prefiero recibir estos avisos)</w:t>
+      </w:r>
+    </w:p>
+    <w:p>
+      <w:r>
+        <w:rPr>
+          <w:noProof/>
+        </w:rPr>
         <w:lastRenderedPageBreak/>
         <w:drawing>
           <wp:inline distT="0" distB="0" distL="0" distR="0" wp14:anchorId="6BFF5827" wp14:editId="2B81CC95">
@@ -1358,18 +1597,28 @@
         <w:rPr>
           <w:b/>
           <w:bCs/>
+          <w:lang w:val="en-US"/>
         </w:rPr>
       </w:pPr>
       <w:r>
         <w:rPr>
           <w:b/>
           <w:bCs/>
+          <w:lang w:val="en-US"/>
         </w:rPr>
         <w:t>7. Actualizar producto</w:t>
       </w:r>
     </w:p>
     <w:p>
-      <w:r>
+      <w:pPr>
+        <w:rPr>
+          <w:lang w:val="en-US"/>
+        </w:rPr>
+      </w:pPr>
+      <w:r>
+        <w:rPr>
+          <w:lang w:val="en-US"/>
+        </w:rPr>
         <w:t>PUT /api/products/aaaabbbb-cccc-dddd-eeee-ffff00001111</w:t>
       </w:r>
     </w:p>
@@ -1383,7 +1632,23 @@
       </w:r>
       <w:r>
         <w:br/>
-        <w:t xml:space="preserve">  "descripcion": "Mouse inalambrico actualizado",</w:t>
+        <w:t xml:space="preserve">  "</w:t>
+      </w:r>
+      <w:proofErr w:type="spellStart"/>
+      <w:r>
+        <w:t>descripcion</w:t>
+      </w:r>
+      <w:proofErr w:type="spellEnd"/>
+      <w:r>
+        <w:t xml:space="preserve">": "Mouse </w:t>
+      </w:r>
+      <w:proofErr w:type="spellStart"/>
+      <w:r>
+        <w:t>inalambrico</w:t>
+      </w:r>
+      <w:proofErr w:type="spellEnd"/>
+      <w:r>
+        <w:t xml:space="preserve"> actualizado",</w:t>
       </w:r>
       <w:r>
         <w:br/>
@@ -1395,7 +1660,23 @@
       </w:r>
       <w:r>
         <w:br/>
-        <w:t xml:space="preserve">  "categoria": "Electronica"</w:t>
+        <w:t xml:space="preserve">  "</w:t>
+      </w:r>
+      <w:proofErr w:type="spellStart"/>
+      <w:r>
+        <w:t>categoria</w:t>
+      </w:r>
+      <w:proofErr w:type="spellEnd"/>
+      <w:r>
+        <w:t>": "</w:t>
+      </w:r>
+      <w:proofErr w:type="spellStart"/>
+      <w:r>
+        <w:t>Electronica</w:t>
+      </w:r>
+      <w:proofErr w:type="spellEnd"/>
+      <w:r>
+        <w:t>"</w:t>
       </w:r>
       <w:r>
         <w:br/>
@@ -1414,6 +1695,9 @@
     </w:p>
     <w:p>
       <w:r>
+        <w:rPr>
+          <w:noProof/>
+        </w:rPr>
         <w:lastRenderedPageBreak/>
         <w:drawing>
           <wp:inline distT="0" distB="0" distL="0" distR="0" wp14:anchorId="2B63037E" wp14:editId="1089C521">
@@ -1454,6 +1738,9 @@
     </w:p>
     <w:p>
       <w:r>
+        <w:rPr>
+          <w:noProof/>
+        </w:rPr>
         <w:drawing>
           <wp:inline distT="0" distB="0" distL="0" distR="0" wp14:anchorId="2723C485" wp14:editId="4519B2D0">
             <wp:extent cx="5400040" cy="5155565"/>
@@ -1493,6 +1780,9 @@
     </w:p>
     <w:p>
       <w:r>
+        <w:rPr>
+          <w:noProof/>
+        </w:rPr>
         <w:lastRenderedPageBreak/>
         <w:drawing>
           <wp:inline distT="0" distB="0" distL="0" distR="0" wp14:anchorId="16B3440A" wp14:editId="0D77E10E">
@@ -1548,7 +1838,15 @@
     </w:p>
     <w:p>
       <w:r>
-        <w:t>DELETE /api/products/aaaabbbb-cccc-dddd-eeee-ffff00001111</w:t>
+        <w:t>DELETE /api/</w:t>
+      </w:r>
+      <w:proofErr w:type="spellStart"/>
+      <w:r>
+        <w:t>products</w:t>
+      </w:r>
+      <w:proofErr w:type="spellEnd"/>
+      <w:r>
+        <w:t>/aaaabbbb-cccc-dddd-eeee-ffff00001111</w:t>
       </w:r>
     </w:p>
     <w:p>
@@ -1558,6 +1856,9 @@
     </w:p>
     <w:p>
       <w:r>
+        <w:rPr>
+          <w:noProof/>
+        </w:rPr>
         <w:lastRenderedPageBreak/>
         <w:drawing>
           <wp:inline distT="0" distB="0" distL="0" distR="0" wp14:anchorId="0E54501C" wp14:editId="5DDBEF00">
@@ -1598,6 +1899,9 @@
     </w:p>
     <w:p>
       <w:r>
+        <w:rPr>
+          <w:noProof/>
+        </w:rPr>
         <w:drawing>
           <wp:inline distT="0" distB="0" distL="0" distR="0" wp14:anchorId="463298BC" wp14:editId="307DCCE6">
             <wp:extent cx="5400040" cy="4369435"/>
@@ -1651,7 +1955,15 @@
       </w:r>
     </w:p>
     <w:p>
-      <w:r>
+      <w:pPr>
+        <w:rPr>
+          <w:lang w:val="en-US"/>
+        </w:rPr>
+      </w:pPr>
+      <w:r>
+        <w:rPr>
+          <w:lang w:val="en-US"/>
+        </w:rPr>
         <w:t>DELETE /api/products/3fa85f64-5717-4562-b3fc-2c963f66afa6</w:t>
       </w:r>
     </w:p>
@@ -1669,6 +1981,7 @@
       </w:pPr>
       <w:r>
         <w:rPr>
+          <w:noProof/>
           <w:lang w:val="es-MX"/>
         </w:rPr>
         <w:drawing>
@@ -1716,6 +2029,7 @@
       </w:pPr>
       <w:r>
         <w:rPr>
+          <w:noProof/>
           <w:lang w:val="es-MX"/>
         </w:rPr>
         <w:drawing>
@@ -1763,6 +2077,7 @@
       </w:pPr>
       <w:r>
         <w:rPr>
+          <w:noProof/>
           <w:lang w:val="es-MX"/>
         </w:rPr>
         <w:lastRenderedPageBreak/>
@@ -2416,6 +2731,7 @@
   <w:style w:type="character" w:default="1" w:styleId="Fuentedeprrafopredeter">
     <w:name w:val="Default Paragraph Font"/>
     <w:uiPriority w:val="1"/>
+    <w:semiHidden/>
     <w:unhideWhenUsed/>
   </w:style>
   <w:style w:type="table" w:default="1" w:styleId="Tablanormal">
